--- a/public/Travis.Arndt.Resume.docx
+++ b/public/Travis.Arndt.Resume.docx
@@ -33,7 +33,27 @@
           <w:sz w:val="24"/>
           <w:szCs w:val="24"/>
         </w:rPr>
-        <w:t>SENIOR SOFTWARE DEVELOPER  |  TECHNICAL LEAD</w:t>
+        <w:t xml:space="preserve">SENIOR SOFTWARE </w:t>
+      </w:r>
+      <w:proofErr w:type="gramStart"/>
+      <w:r>
+        <w:rPr>
+          <w:b/>
+          <w:color w:val="1F4E79"/>
+          <w:sz w:val="24"/>
+          <w:szCs w:val="24"/>
+        </w:rPr>
+        <w:t>DEVELOPER  |</w:t>
+      </w:r>
+      <w:proofErr w:type="gramEnd"/>
+      <w:r>
+        <w:rPr>
+          <w:b/>
+          <w:color w:val="1F4E79"/>
+          <w:sz w:val="24"/>
+          <w:szCs w:val="24"/>
+        </w:rPr>
+        <w:t xml:space="preserve">  TECHNICAL LEAD</w:t>
       </w:r>
     </w:p>
     <w:p>
@@ -50,7 +70,39 @@
           <w:color w:val="555C65"/>
           <w:szCs w:val="24"/>
         </w:rPr>
-        <w:t xml:space="preserve">Lexington Park, MD  |  (240) 434-2817  |  </w:t>
+        <w:t xml:space="preserve">Lexington Park, </w:t>
+      </w:r>
+      <w:proofErr w:type="gramStart"/>
+      <w:r>
+        <w:rPr>
+          <w:color w:val="555C65"/>
+          <w:szCs w:val="24"/>
+        </w:rPr>
+        <w:t>MD  |</w:t>
+      </w:r>
+      <w:proofErr w:type="gramEnd"/>
+      <w:r>
+        <w:rPr>
+          <w:color w:val="555C65"/>
+          <w:szCs w:val="24"/>
+        </w:rPr>
+        <w:t xml:space="preserve">  (240) 434-</w:t>
+      </w:r>
+      <w:proofErr w:type="gramStart"/>
+      <w:r>
+        <w:rPr>
+          <w:color w:val="555C65"/>
+          <w:szCs w:val="24"/>
+        </w:rPr>
+        <w:t>2817  |</w:t>
+      </w:r>
+      <w:proofErr w:type="gramEnd"/>
+      <w:r>
+        <w:rPr>
+          <w:color w:val="555C65"/>
+          <w:szCs w:val="24"/>
+        </w:rPr>
+        <w:t xml:space="preserve">  </w:t>
       </w:r>
       <w:hyperlink r:id="rId6">
         <w:r>
@@ -144,31 +196,7 @@
         <w:rPr>
           <w:szCs w:val="24"/>
         </w:rPr>
-        <w:t>Senior Software Engineer and Technical Lead with 10+ years of experience delivering mission-critical software systems for U.S. Navy aviation and defense programs, including support fo</w:t>
-      </w:r>
-      <w:r>
-        <w:rPr>
-          <w:szCs w:val="24"/>
-        </w:rPr>
-        <w:t xml:space="preserve">r </w:t>
-      </w:r>
-      <w:r>
-        <w:rPr>
-          <w:szCs w:val="24"/>
-        </w:rPr>
-        <w:t xml:space="preserve">unmanned </w:t>
-      </w:r>
-      <w:r>
-        <w:rPr>
-          <w:szCs w:val="24"/>
-        </w:rPr>
-        <w:t xml:space="preserve">autonomous </w:t>
-      </w:r>
-      <w:r>
-        <w:rPr>
-          <w:szCs w:val="24"/>
-        </w:rPr>
-        <w:t>aircraft program. Proven experience leading software architecture, development, integration, and Agile delivery across the full engineering lifecycle. Combines hands-on technical leadership with team mentorship, requirements coordination, stakeholder engagement, and ownership of complex software capabilities from concept through deployment. Experienced working in high-consequence defense environments where system reliability, security, maintainability, and long-term mission support are critical. Active Secret clearance.</w:t>
+        <w:t>Senior Software Engineer and Technical Lead with 10+ years of experience delivering mission-critical software for U.S. Navy aviation and defense programs, including an unmanned autonomous aircraft program. Lead architecture, development-team execution, integration, and Agile delivery across the engineering lifecycle, serving as the technical authority for design decisions and code-review approval. Combine hands-on development with mentoring, requirements coordination, stakeholder engagement, and responsible use of AI-assisted tools to accelerate implementation, testing, documentation, and technical analysis. Experienced in high-consequence environments where human review, security, reliability, maintainability, and long-term mission support are critical. Active Secret clearance.</w:t>
       </w:r>
     </w:p>
     <w:p>
@@ -258,18 +286,38 @@
         <w:rPr>
           <w:szCs w:val="24"/>
         </w:rPr>
-        <w:t>ICMP</w:t>
+        <w:t>ICMP,</w:t>
       </w:r>
       <w:r>
         <w:rPr>
+          <w:b/>
+          <w:bCs/>
+          <w:szCs w:val="24"/>
+        </w:rPr>
+        <w:t xml:space="preserve"> </w:t>
+      </w:r>
+      <w:r>
+        <w:rPr>
+          <w:szCs w:val="24"/>
+        </w:rPr>
+        <w:t>TCP, UDP, HTTP,</w:t>
+      </w:r>
+      <w:r>
+        <w:rPr>
+          <w:szCs w:val="24"/>
+        </w:rPr>
+        <w:t xml:space="preserve"> SSH, TLS/SSL</w:t>
+      </w:r>
+      <w:r>
+        <w:rPr>
+          <w:sz w:val="22"/>
           <w:szCs w:val="24"/>
         </w:rPr>
         <w:t>,</w:t>
       </w:r>
       <w:r>
         <w:rPr>
-          <w:b/>
-          <w:bCs/>
+          <w:sz w:val="22"/>
           <w:szCs w:val="24"/>
         </w:rPr>
         <w:t xml:space="preserve"> </w:t>
@@ -278,45 +326,7 @@
         <w:rPr>
           <w:szCs w:val="24"/>
         </w:rPr>
-        <w:t>TCP, UDP, HTTP,</w:t>
-      </w:r>
-      <w:r>
-        <w:rPr>
-          <w:szCs w:val="24"/>
-        </w:rPr>
-        <w:t xml:space="preserve"> </w:t>
-      </w:r>
-      <w:r>
-        <w:rPr>
-          <w:szCs w:val="24"/>
-        </w:rPr>
-        <w:t>SSH, TLS/SSL</w:t>
-      </w:r>
-      <w:r>
-        <w:rPr>
-          <w:sz w:val="22"/>
-          <w:szCs w:val="24"/>
-        </w:rPr>
-        <w:t>,</w:t>
-      </w:r>
-      <w:r>
-        <w:rPr>
-          <w:sz w:val="22"/>
-          <w:szCs w:val="24"/>
-        </w:rPr>
-        <w:t xml:space="preserve"> </w:t>
-      </w:r>
-      <w:r>
-        <w:rPr>
-          <w:szCs w:val="24"/>
-        </w:rPr>
-        <w:t>WSS</w:t>
-      </w:r>
-      <w:r>
-        <w:rPr>
-          <w:szCs w:val="24"/>
-        </w:rPr>
-        <w:t>,</w:t>
+        <w:t>WSS,</w:t>
       </w:r>
       <w:r>
         <w:rPr>
@@ -461,7 +471,7 @@
         <w:rPr>
           <w:szCs w:val="24"/>
         </w:rPr>
-        <w:t>Asynchronous programming, multithreading, automated testing, code review, performance optimization</w:t>
+        <w:t>Interface-based/testable design, automated testing, authoritative code review, AI-assisted development, asynchronous programming, multithreading, performance optimization</w:t>
       </w:r>
     </w:p>
     <w:p>
@@ -478,13 +488,13 @@
           <w:b/>
           <w:szCs w:val="24"/>
         </w:rPr>
-        <w:t xml:space="preserve">Agile Leadership: </w:t>
+        <w:t xml:space="preserve">Team &amp; Agile Leadership: </w:t>
       </w:r>
       <w:r>
         <w:rPr>
           <w:szCs w:val="24"/>
         </w:rPr>
-        <w:t>Scrum, sprint planning, backlog refinement, stakeholder demos, retrospectives, Jira, status reporting</w:t>
+        <w:t>Technical direction, engineering standards, mentoring, Scrum, sprint planning, backlog refinement, stakeholder demos, retrospectives, Jira</w:t>
       </w:r>
     </w:p>
     <w:p>
@@ -563,7 +573,16 @@
           <w:color w:val="555C65"/>
           <w:szCs w:val="24"/>
         </w:rPr>
-        <w:t>Booz Allen Hamilton | Lexington Park, MD</w:t>
+        <w:t xml:space="preserve">Booz Allen Hamilton | Lexington Park, </w:t>
+      </w:r>
+      <w:proofErr w:type="gramStart"/>
+      <w:r>
+        <w:rPr>
+          <w:b/>
+          <w:color w:val="555C65"/>
+          <w:szCs w:val="24"/>
+        </w:rPr>
+        <w:t>MD</w:t>
       </w:r>
       <w:r>
         <w:rPr>
@@ -571,7 +590,16 @@
           <w:color w:val="555C65"/>
           <w:szCs w:val="24"/>
         </w:rPr>
-        <w:t xml:space="preserve">  |  March 2016 - Present</w:t>
+        <w:t xml:space="preserve">  |</w:t>
+      </w:r>
+      <w:proofErr w:type="gramEnd"/>
+      <w:r>
+        <w:rPr>
+          <w:i/>
+          <w:color w:val="555C65"/>
+          <w:szCs w:val="24"/>
+        </w:rPr>
+        <w:t xml:space="preserve">  March 2016 - Present</w:t>
       </w:r>
     </w:p>
     <w:p>
@@ -587,7 +615,7 @@
         <w:rPr>
           <w:szCs w:val="24"/>
         </w:rPr>
-        <w:t>Lead architecture and Agile delivery for the MQ-25 Stingray Health Monitoring Software, combining hands-on full-stack development with technical direction, database design, delivery planning, stakeholder engagement, and project reporting. Serve as both the primary technical authority and Scrum Master for work spanning user interfaces, backend services, and relational data systems.</w:t>
+        <w:t>Lead architecture, development-team execution, and Agile delivery for the MQ-25 Stingray Health Monitoring Software, combining hands-on full-stack development with technical direction, delivery planning, stakeholder engagement, and project reporting. Serve as the primary technical authority and Scrum Master across user interfaces, backend services, relational data systems, and the team's code-review and quality practices.</w:t>
       </w:r>
     </w:p>
     <w:p>
@@ -624,7 +652,7 @@
           <w:sz w:val="20"/>
           <w:szCs w:val="24"/>
         </w:rPr>
-        <w:t>Own end-to-end software architecture, translating mission requirements and user workflows into scalable application designs spanning UI components, distributed .NET services, and persistent data stores.</w:t>
+        <w:t>Direct day-to-day technical execution for the development team, translating mission requirements and user workflows into prioritized designs and coordinated implementation across UI components, distributed .NET services, and persistent data stores.</w:t>
       </w:r>
     </w:p>
     <w:p>
@@ -644,7 +672,7 @@
           <w:sz w:val="20"/>
           <w:szCs w:val="24"/>
         </w:rPr>
-        <w:t>Serve as the primary technical authority for architectural decisions, balancing delivery needs with system performance, security, maintainability, testability, and long-term program objectives.</w:t>
+        <w:t>Serve as the primary technical authority for architecture and code quality; set implementation standards, resolve design disagreements, review high-impact changes, and provide final approval for pull requests before integration.</w:t>
       </w:r>
     </w:p>
     <w:p>
@@ -664,7 +692,7 @@
           <w:sz w:val="20"/>
           <w:szCs w:val="24"/>
         </w:rPr>
-        <w:t>Design and deliver secure, versioned REST APIs with ASP.NET Core to support high-throughput, service-based communication and clear contracts between application components.</w:t>
+        <w:t>Establish code-review expectations covering correctness, security, maintainability, interface contracts, automated-test coverage, and operational risk; require actionable remediation when changes do not meet team standards.</w:t>
       </w:r>
     </w:p>
     <w:p>
@@ -684,7 +712,7 @@
           <w:sz w:val="20"/>
           <w:szCs w:val="24"/>
         </w:rPr>
-        <w:t>Define domain models, bounded responsibilities, and service boundaries using Domain-Driven Design and CQRS to reduce coupling and support continued system evolution.</w:t>
+        <w:t>Leverage AI-assisted coding tools to explore implementation options, draft tests, troubleshoot defects, summarize technical findings, and accelerate documentation while independently validating outputs against requirements, security constraints, and team standards.</w:t>
       </w:r>
     </w:p>
     <w:p>
@@ -704,7 +732,7 @@
           <w:sz w:val="20"/>
           <w:szCs w:val="24"/>
         </w:rPr>
-        <w:t>Establish and reinforce clean architecture standards using SOLID principles, separation of concerns, dependency injection, and interface-based design across the codebase.</w:t>
+        <w:t>Define domain models, service boundaries, and test seams using Domain-Driven Design, CQRS, SOLID principles, dependency injection, and interface-based design to reduce coupling and support maintainable, testable code.</w:t>
       </w:r>
     </w:p>
     <w:p>
@@ -724,7 +752,8 @@
           <w:sz w:val="20"/>
           <w:szCs w:val="24"/>
         </w:rPr>
-        <w:t>Lead performance-focused design and implementation using asynchronous programming, multithreading, and efficient resource utilization for high-availability application environments.</w:t>
+        <w:lastRenderedPageBreak/>
+        <w:t>Guide performance-focused implementation using asynchronous programming, multithreading, and efficient resource utilization, coordinating complex technical work and removing blockers in high-availability application environments.</w:t>
       </w:r>
     </w:p>
     <w:p>
@@ -744,14 +773,7 @@
           <w:sz w:val="20"/>
           <w:szCs w:val="24"/>
         </w:rPr>
-        <w:t>Mentor engineers through design discussions, code reviews, and architectural guidance, helping the team apply shared engineering standards and produce maintainable, testable solutions.</w:t>
-      </w:r>
-      <w:r>
-        <w:rPr>
-          <w:sz w:val="22"/>
-          <w:szCs w:val="24"/>
-        </w:rPr>
-        <w:br w:type="page"/>
+        <w:t>Coach engineers through design sessions, pair troubleshooting, and detailed code reviews; delegate work based on experience, provide clear feedback, and develop shared ownership of reliable, maintainable solutions.</w:t>
       </w:r>
     </w:p>
     <w:p>
@@ -771,7 +793,6 @@
           <w:sz w:val="22"/>
           <w:szCs w:val="32"/>
         </w:rPr>
-        <w:lastRenderedPageBreak/>
         <w:t>PROFESSIONAL EXPERIENCE (CONTINUED)</w:t>
       </w:r>
     </w:p>
@@ -809,7 +830,7 @@
           <w:sz w:val="20"/>
           <w:szCs w:val="24"/>
         </w:rPr>
-        <w:t>Own relational database design for full-stack applications using PostgreSQL and SQL Server, translating domain behavior into schemas, entity relationships, constraints, and maintainable data models.</w:t>
+        <w:t>Own relational data architecture for full-stack applications using PostgreSQL and SQL Server, translating domain behavior into durable schemas, entity relationships, constraints, and maintainable data models.</w:t>
       </w:r>
     </w:p>
     <w:p>
@@ -889,7 +910,7 @@
           <w:sz w:val="20"/>
           <w:szCs w:val="24"/>
         </w:rPr>
-        <w:t>Guide data-access design around asynchronous query execution, entity-loading behavior, and efficient service-to-database interaction to support performance and maintainability.</w:t>
+        <w:t>Review data-access changes for asynchronous query execution, entity-loading behavior, testability, and efficient service-to-database interaction before approving integration.</w:t>
       </w:r>
     </w:p>
     <w:p>
@@ -909,47 +930,7 @@
           <w:sz w:val="20"/>
           <w:szCs w:val="24"/>
         </w:rPr>
-        <w:t>Coordinate database, service, and API model changes across application layers so schema evolution remains compatible with planned releases and downstream consumers.</w:t>
-      </w:r>
-    </w:p>
-    <w:p>
-      <w:pPr>
-        <w:pStyle w:val="ResumeBullet"/>
-        <w:numPr>
-          <w:ilvl w:val="0"/>
-          <w:numId w:val="1"/>
-        </w:numPr>
-        <w:rPr>
-          <w:sz w:val="20"/>
-          <w:szCs w:val="24"/>
-        </w:rPr>
-      </w:pPr>
-      <w:r>
-        <w:rPr>
-          <w:sz w:val="20"/>
-          <w:szCs w:val="24"/>
-        </w:rPr>
-        <w:t>Review entity mappings, Code First migrations, and schema changes during technical reviews, identifying compatibility, deployment, and maintainability concerns before integration.</w:t>
-      </w:r>
-    </w:p>
-    <w:p>
-      <w:pPr>
-        <w:pStyle w:val="ResumeBullet"/>
-        <w:numPr>
-          <w:ilvl w:val="0"/>
-          <w:numId w:val="1"/>
-        </w:numPr>
-        <w:rPr>
-          <w:sz w:val="20"/>
-          <w:szCs w:val="24"/>
-        </w:rPr>
-      </w:pPr>
-      <w:r>
-        <w:rPr>
-          <w:sz w:val="20"/>
-          <w:szCs w:val="24"/>
-        </w:rPr>
-        <w:t>Treat migrations as versioned deployment artifacts, coordinating application and database changes through source control and CI/CD workflows so releases carry the required schema evolution.</w:t>
+        <w:t>Apply the team's authoritative review process to entity mappings, Code First migrations, and schema changes, identifying compatibility, deployment, and maintainability concerns before integration.</w:t>
       </w:r>
     </w:p>
     <w:p>
@@ -986,7 +967,7 @@
           <w:sz w:val="20"/>
           <w:szCs w:val="24"/>
         </w:rPr>
-        <w:t>Serve as Scrum Master and lead recurring sprint ceremonies, including planning meetings, daily stand-ups, sprint reviews, demonstrations, and retrospectives.</w:t>
+        <w:t>Serve as Scrum Master and technical lead for the development team, facilitating sprint planning, daily stand-ups, sprint reviews, stakeholder demonstrations, and retrospectives while maintaining accountability for delivery.</w:t>
       </w:r>
     </w:p>
     <w:p>
@@ -1006,7 +987,7 @@
           <w:sz w:val="20"/>
           <w:szCs w:val="24"/>
         </w:rPr>
-        <w:t>Lead sprint planning by reviewing upcoming priorities, clarifying technical scope, identifying dependencies, and helping the team decompose requirements into actionable work with clear completion criteria.</w:t>
+        <w:t>Lead planning by clarifying technical scope, assigning ownership, identifying dependencies, and helping engineers decompose requirements into actionable work with clear acceptance and review criteria.</w:t>
       </w:r>
     </w:p>
     <w:p>
@@ -1046,7 +1027,7 @@
           <w:sz w:val="20"/>
           <w:szCs w:val="24"/>
         </w:rPr>
-        <w:t>Balance feature delivery, architectural work, defect resolution, and technical-debt priorities when shaping sprint scope and communicating delivery tradeoffs.</w:t>
+        <w:t>Balance feature delivery, architecture, defects, technical debt, review capacity, and team workload when shaping sprint scope and communicating delivery tradeoffs.</w:t>
       </w:r>
     </w:p>
     <w:p>
@@ -1106,7 +1087,7 @@
           <w:sz w:val="20"/>
           <w:szCs w:val="24"/>
         </w:rPr>
-        <w:t>Facilitate retrospectives and team discussions that surface delivery risks, process constraints, and improvement opportunities while maintaining focus on practical follow-through.</w:t>
+        <w:t>Facilitate retrospectives and coaching discussions that surface delivery risks, process constraints, and improvement opportunities; assign follow-through and reinforce practical team accountability.</w:t>
       </w:r>
     </w:p>
     <w:p>
@@ -1126,7 +1107,7 @@
           <w:sz w:val="20"/>
           <w:szCs w:val="24"/>
         </w:rPr>
-        <w:t>Track blockers and cross-team dependencies in Jira, elevate risks early, and coordinate with engineering and program leadership to protect sprint objectives and delivery milestones.</w:t>
+        <w:t>Track blockers, review bottlenecks, and cross-team dependencies in Jira; elevate risks early and coordinate with engineering and program leadership to protect sprint objectives and delivery milestones.</w:t>
       </w:r>
     </w:p>
     <w:p>
@@ -2089,6 +2070,7 @@
   <w:style w:type="character" w:default="1" w:styleId="DefaultParagraphFont">
     <w:name w:val="Default Paragraph Font"/>
     <w:uiPriority w:val="1"/>
+    <w:semiHidden/>
     <w:unhideWhenUsed/>
   </w:style>
   <w:style w:type="table" w:default="1" w:styleId="TableNormal">
